--- a/docs/reports/2026-04-statschat-ke-testing-accuracy-report.docx
+++ b/docs/reports/2026-04-statschat-ke-testing-accuracy-report.docx
@@ -60,6 +60,14 @@
       </w:pPr>
       <w:r>
         <w:t>The benchmark is not a permanent certification. It is a strong evidence base for cautious deployment and continued maintenance. KNBS should continue expanding the benchmark, monitoring real usage, and adding new test cases as the corpus and user needs evolve.</w:t>
+      </w:r>
+    </w:p>
+    <w:p>
+      <w:pPr>
+        <w:spacing w:after="120"/>
+      </w:pPr>
+      <w:r>
+        <w:t>The final result should not be attributed to one factor alone. The improvement came from both architecture changes and model choice. Retrieval and routing improvements made the evidence pipeline stronger and more stable, while GPT-5.4-mini produced more accurate answers than Mistral Small 3.1 from the same retrieved contexts.</w:t>
       </w:r>
     </w:p>
     <w:tbl>
@@ -385,6 +393,14 @@
         <w:spacing w:after="120"/>
       </w:pPr>
       <w:r>
+        <w:t>The project did not start from a strong measured baseline. The earliest exploratory cloud smoke runs on tiny 3-row and 10-row slices scored between 0.000 and 0.500. The first full audited 37-row cloud benchmark then scored 22/37 = 0.595. A later 37-row plateau of 30/37 = 0.811 is the clearest approximation of the system immediately before the main April 2026 retrieval, routing, and guardrail improvements, although it still came from a smaller benchmark with no unanswerable rows.</w:t>
+      </w:r>
+    </w:p>
+    <w:p>
+      <w:pPr>
+        <w:spacing w:after="120"/>
+      </w:pPr>
+      <w:r>
         <w:t>The work described in this report had three practical objectives. First, build automated tests so the system could be changed safely. Second, create a reliable audited accuracy benchmark with both answerable and unanswerable questions. Third, improve the retrieval and guardrail behavior until the measured performance was strong enough to support a controlled rollout.</w:t>
       </w:r>
     </w:p>
@@ -473,7 +489,7 @@
         <w:spacing w:after="120"/>
       </w:pPr>
       <w:r>
-        <w:t>Automated tests were added across unit, integration, and end-to-end layers. This was a major part of the work: the test suite was built to give the team confidence that retrieval changes, API changes, evaluator changes, and pipeline changes could be made without silently breaking existing behavior. The latest full test run completed successfully with 231 tests passing.</w:t>
+        <w:t>Automated tests were added across unit, integration, and end-to-end layers. This was a major part of the work: the test suite was built to give the team confidence that retrieval changes, API changes, evaluator changes, and pipeline changes could be made without silently breaking existing behavior. The latest full test run completed successfully with 232 tests passing.</w:t>
       </w:r>
     </w:p>
     <w:p>
@@ -506,6 +522,101 @@
       </w:pPr>
       <w:r>
         <w:t>Accuracy is measured row by row against the audited benchmark. For answerable questions, a row is correct when the predicted answer matches the audited golden answer. For unanswerable questions, a row is correct when the system refuses or returns no substantive answer. The report therefore separates answerable accuracy, unanswerable accuracy, overall accuracy, answer coverage, and false answer rate.</w:t>
+      </w:r>
+    </w:p>
+    <w:p>
+      <w:pPr>
+        <w:spacing w:after="120"/>
+      </w:pPr>
+      <w:r>
+        <w:t>For answerable rows, correctness is not judged by one string test alone. The evaluator computes exact match, numeric match, RapidFuzz similarity, token F1, and semantic similarity. The final rule is an OR rule, but it depends on the type of gold answer:</w:t>
+      </w:r>
+    </w:p>
+    <w:p>
+      <w:pPr>
+        <w:spacing w:after="80"/>
+        <w:ind w:left="240"/>
+      </w:pPr>
+      <w:r>
+        <w:t>- if the gold answer is primarily numeric, the row is correct only if exact match or numeric match succeeds;</w:t>
+      </w:r>
+    </w:p>
+    <w:p>
+      <w:pPr>
+        <w:spacing w:after="80"/>
+        <w:ind w:left="240"/>
+      </w:pPr>
+      <w:r>
+        <w:t>- if the gold answer is not primarily numeric, the row is correct if exact match, numeric match, RapidFuzz similarity, token F1, or semantic similarity passes its threshold.</w:t>
+      </w:r>
+    </w:p>
+    <w:p>
+      <w:pPr>
+        <w:spacing w:after="120"/>
+      </w:pPr>
+      <w:r>
+        <w:t>The default thresholds are:</w:t>
+      </w:r>
+    </w:p>
+    <w:p>
+      <w:pPr>
+        <w:spacing w:after="80"/>
+        <w:ind w:left="240"/>
+      </w:pPr>
+      <w:r>
+        <w:t>- RapidFuzz token-set ratio: 85.0</w:t>
+      </w:r>
+    </w:p>
+    <w:p>
+      <w:pPr>
+        <w:spacing w:after="80"/>
+        <w:ind w:left="240"/>
+      </w:pPr>
+      <w:r>
+        <w:t>- token F1: 0.80</w:t>
+      </w:r>
+    </w:p>
+    <w:p>
+      <w:pPr>
+        <w:spacing w:after="80"/>
+        <w:ind w:left="240"/>
+      </w:pPr>
+      <w:r>
+        <w:t>- semantic similarity: 0.90</w:t>
+      </w:r>
+    </w:p>
+    <w:p>
+      <w:pPr>
+        <w:spacing w:after="80"/>
+        <w:ind w:left="240"/>
+      </w:pPr>
+      <w:r>
+        <w:t>- numeric absolute tolerance: 0.1</w:t>
+      </w:r>
+    </w:p>
+    <w:p>
+      <w:pPr>
+        <w:spacing w:after="80"/>
+        <w:ind w:left="240"/>
+      </w:pPr>
+      <w:r>
+        <w:t>- numeric relative tolerance: 0.01</w:t>
+      </w:r>
+    </w:p>
+    <w:p>
+      <w:pPr>
+        <w:spacing w:after="120"/>
+      </w:pPr>
+      <w:r>
+        <w:t>This design is deliberate. A wrong number can still look textually similar to the right answer, so fuzzy and semantic signals are not allowed to overrule numeric mismatch when the gold answer is numeric.</w:t>
+      </w:r>
+    </w:p>
+    <w:p>
+      <w:pPr>
+        <w:spacing w:after="120"/>
+      </w:pPr>
+      <w:r>
+        <w:t>Example: if the gold answer is 6.3 per cent and the model answers Inflation was 6.3%, the row is correct because numeric matching succeeds. If the gold answer is KSh 5,774,645 million and the model returns only 5,774,645, deterministic scoring may still mark it wrong because the unit and currency wording were omitted.</w:t>
       </w:r>
     </w:p>
     <w:p>
@@ -636,6 +747,166 @@
                 <w:sz w:val="17"/>
               </w:rPr>
               <w:t>Correct Document In Top 8</w:t>
+            </w:r>
+          </w:p>
+        </w:tc>
+      </w:tr>
+      <w:tr>
+        <w:tc>
+          <w:tcPr>
+            <w:tcW w:type="dxa" w:w="1680"/>
+          </w:tcPr>
+          <w:p>
+            <w:r>
+              <w:rPr>
+                <w:sz w:val="17"/>
+              </w:rPr>
+              <w:t>Exploratory tiny-slice runs</w:t>
+            </w:r>
+          </w:p>
+        </w:tc>
+        <w:tc>
+          <w:tcPr>
+            <w:tcW w:type="dxa" w:w="1680"/>
+          </w:tcPr>
+          <w:p>
+            <w:r>
+              <w:rPr>
+                <w:sz w:val="17"/>
+              </w:rPr>
+              <w:t>3 to 10</w:t>
+            </w:r>
+          </w:p>
+        </w:tc>
+        <w:tc>
+          <w:tcPr>
+            <w:tcW w:type="dxa" w:w="1680"/>
+          </w:tcPr>
+          <w:p>
+            <w:r>
+              <w:rPr>
+                <w:sz w:val="17"/>
+              </w:rPr>
+              <w:t>0.000 to 0.500</w:t>
+            </w:r>
+          </w:p>
+        </w:tc>
+        <w:tc>
+          <w:tcPr>
+            <w:tcW w:type="dxa" w:w="1680"/>
+          </w:tcPr>
+          <w:p>
+            <w:r>
+              <w:rPr>
+                <w:sz w:val="17"/>
+              </w:rPr>
+              <w:t>N/A</w:t>
+            </w:r>
+          </w:p>
+        </w:tc>
+        <w:tc>
+          <w:tcPr>
+            <w:tcW w:type="dxa" w:w="1680"/>
+          </w:tcPr>
+          <w:p>
+            <w:r>
+              <w:rPr>
+                <w:sz w:val="17"/>
+              </w:rPr>
+              <w:t>0.000 to 0.500</w:t>
+            </w:r>
+          </w:p>
+        </w:tc>
+        <w:tc>
+          <w:tcPr>
+            <w:tcW w:type="dxa" w:w="1680"/>
+          </w:tcPr>
+          <w:p>
+            <w:r>
+              <w:rPr>
+                <w:sz w:val="17"/>
+              </w:rPr>
+              <w:t>0.667 to 0.800</w:t>
+            </w:r>
+          </w:p>
+        </w:tc>
+      </w:tr>
+      <w:tr>
+        <w:tc>
+          <w:tcPr>
+            <w:tcW w:type="dxa" w:w="1680"/>
+          </w:tcPr>
+          <w:p>
+            <w:r>
+              <w:rPr>
+                <w:sz w:val="17"/>
+              </w:rPr>
+              <w:t>First full 37-row audited cloud baseline</w:t>
+            </w:r>
+          </w:p>
+        </w:tc>
+        <w:tc>
+          <w:tcPr>
+            <w:tcW w:type="dxa" w:w="1680"/>
+          </w:tcPr>
+          <w:p>
+            <w:r>
+              <w:rPr>
+                <w:sz w:val="17"/>
+              </w:rPr>
+              <w:t>37</w:t>
+            </w:r>
+          </w:p>
+        </w:tc>
+        <w:tc>
+          <w:tcPr>
+            <w:tcW w:type="dxa" w:w="1680"/>
+          </w:tcPr>
+          <w:p>
+            <w:r>
+              <w:rPr>
+                <w:sz w:val="17"/>
+              </w:rPr>
+              <w:t>22/37 = 0.595</w:t>
+            </w:r>
+          </w:p>
+        </w:tc>
+        <w:tc>
+          <w:tcPr>
+            <w:tcW w:type="dxa" w:w="1680"/>
+          </w:tcPr>
+          <w:p>
+            <w:r>
+              <w:rPr>
+                <w:sz w:val="17"/>
+              </w:rPr>
+              <w:t>N/A</w:t>
+            </w:r>
+          </w:p>
+        </w:tc>
+        <w:tc>
+          <w:tcPr>
+            <w:tcW w:type="dxa" w:w="1680"/>
+          </w:tcPr>
+          <w:p>
+            <w:r>
+              <w:rPr>
+                <w:sz w:val="17"/>
+              </w:rPr>
+              <w:t>0.595</w:t>
+            </w:r>
+          </w:p>
+        </w:tc>
+        <w:tc>
+          <w:tcPr>
+            <w:tcW w:type="dxa" w:w="1680"/>
+          </w:tcPr>
+          <w:p>
+            <w:r>
+              <w:rPr>
+                <w:sz w:val="17"/>
+              </w:rPr>
+              <w:t>31/37 = 0.838</w:t>
             </w:r>
           </w:p>
         </w:tc>
@@ -1127,7 +1398,7 @@
         <w:spacing w:after="120"/>
       </w:pPr>
       <w:r>
-        <w:t>The most important lesson is not just that the final score improved. The expanded benchmark exposed a real weakness, and the subsequent retrieval improvements recovered performance without sacrificing guardrail behavior.</w:t>
+        <w:t>The most important lesson is not just that the final score improved. The early measured system state was weak, the first full audited benchmark was only moderate, the expanded benchmark then exposed a real weakness, and the subsequent retrieval improvements recovered performance without sacrificing guardrail behavior.</w:t>
       </w:r>
     </w:p>
     <w:p>
@@ -1593,7 +1864,7 @@
         <w:spacing w:after="120"/>
       </w:pPr>
       <w:r>
-        <w:t>The team also compared GPT-5.4-mini with Mistral Small 3.1 (24B) through OpenRouter. The purpose was to hold retrieval constant and compare answer generation. The evaluator recorded the live API model directly from the `/health` endpoint, making model provenance fully auditable.</w:t>
+        <w:t>The team also compared GPT-5.4-mini with Mistral Small 3.1 (24B) through OpenRouter. The purpose was to hold retrieval constant and compare answer generation. The evaluator recorded the live API model directly from the /health endpoint, making model provenance fully auditable.</w:t>
       </w:r>
     </w:p>
     <w:p>
@@ -2310,7 +2581,7 @@
               <w:rPr>
                 <w:sz w:val="17"/>
               </w:rPr>
-              <w:t>The model returned the correct number but omitted `KSh` and `million`, so deterministic matching marked it wrong.</w:t>
+              <w:t>The model returned the correct number but omitted KSh and million, so deterministic matching marked it wrong.</w:t>
             </w:r>
           </w:p>
         </w:tc>
@@ -2726,7 +2997,7 @@
               <w:rPr>
                 <w:sz w:val="17"/>
               </w:rPr>
-              <w:t>`tests/accuracy/runs/cloud/2026-04-09_162741`</w:t>
+              <w:t>tests/accuracy/runs/cloud/2026-04-09_162741</w:t>
             </w:r>
           </w:p>
         </w:tc>
@@ -2754,7 +3025,7 @@
               <w:rPr>
                 <w:sz w:val="17"/>
               </w:rPr>
-              <w:t>`tests/accuracy/runs/cloud/2026-04-13_142946`</w:t>
+              <w:t>tests/accuracy/runs/cloud/2026-04-13_142946</w:t>
             </w:r>
           </w:p>
         </w:tc>
@@ -2782,7 +3053,7 @@
               <w:rPr>
                 <w:sz w:val="17"/>
               </w:rPr>
-              <w:t>`tests/accuracy/runs/cloud/2026-04-14_181140`</w:t>
+              <w:t>tests/accuracy/runs/cloud/2026-04-14_181140</w:t>
             </w:r>
           </w:p>
         </w:tc>
@@ -2810,7 +3081,7 @@
               <w:rPr>
                 <w:sz w:val="17"/>
               </w:rPr>
-              <w:t>`tests/accuracy/runs/cloud/2026-04-14_182404`</w:t>
+              <w:t>tests/accuracy/runs/cloud/2026-04-14_182404</w:t>
             </w:r>
           </w:p>
         </w:tc>
@@ -2838,7 +3109,7 @@
               <w:rPr>
                 <w:sz w:val="17"/>
               </w:rPr>
-              <w:t>`tests/accuracy/runs/cloud/2026-04-14_185041`</w:t>
+              <w:t>tests/accuracy/runs/cloud/2026-04-14_185041</w:t>
             </w:r>
           </w:p>
         </w:tc>
@@ -2866,7 +3137,7 @@
               <w:rPr>
                 <w:sz w:val="17"/>
               </w:rPr>
-              <w:t>`tests/accuracy/runs/cloud/2026-04-16_171338`</w:t>
+              <w:t>tests/accuracy/runs/cloud/2026-04-16_171338</w:t>
             </w:r>
           </w:p>
         </w:tc>
@@ -2894,7 +3165,7 @@
               <w:rPr>
                 <w:sz w:val="17"/>
               </w:rPr>
-              <w:t>`tests/accuracy/runs/cloud/2026-04-16_175219`</w:t>
+              <w:t>tests/accuracy/runs/cloud/2026-04-16_175219</w:t>
             </w:r>
           </w:p>
         </w:tc>
@@ -2922,7 +3193,7 @@
               <w:rPr>
                 <w:sz w:val="17"/>
               </w:rPr>
-              <w:t>`tests/accuracy/runs/local/2026-04-20_141856`</w:t>
+              <w:t>tests/accuracy/runs/local/2026-04-20_141856</w:t>
             </w:r>
           </w:p>
         </w:tc>
@@ -2950,7 +3221,7 @@
               <w:rPr>
                 <w:sz w:val="17"/>
               </w:rPr>
-              <w:t>`tests/accuracy/runs/cloud/2026-04-20_165105`</w:t>
+              <w:t>tests/accuracy/runs/cloud/2026-04-20_165105</w:t>
             </w:r>
           </w:p>
         </w:tc>
@@ -3168,7 +3439,7 @@
         <w:spacing w:after="120"/>
       </w:pPr>
       <w:r>
-        <w:t>Answerable rows use deterministic answer matching rather than manual judgment during evaluation. Exact match checks normalized string equality. Numeric match extracts numbers and units from the gold and predicted answers, handles scaled units such as thousands and millions, and compares values with an absolute tolerance of 0.1 and a relative tolerance of 0.01. This is important because statistical answers are often expressed with different wording while containing the same value. The evaluator also handles KNBS table unit markers such as `('000)`, where table values must be interpreted in thousands.</w:t>
+        <w:t>Answerable rows use deterministic answer matching rather than manual judgment during evaluation. Exact match checks normalized string equality. Numeric match extracts numbers and units from the gold and predicted answers, handles scaled units such as thousands and millions, and compares values with an absolute tolerance of 0.1 and a relative tolerance of 0.01. This is important because statistical answers are often expressed with different wording while containing the same value. The evaluator also handles KNBS table unit markers such as ('000), where table values must be interpreted in thousands.</w:t>
       </w:r>
     </w:p>
     <w:p>
@@ -3536,6 +3807,49 @@
         <w:spacing w:after="120"/>
       </w:pPr>
       <w:r>
+        <w:t>For document metrics, document IDs are normalised, duplicates are removed, and then the unique top-k ranking is compared against the audited relevant_doc_ids. Retrieval correctness is therefore described by a family of metrics, not by one yes/no rule.</w:t>
+      </w:r>
+    </w:p>
+    <w:p>
+      <w:pPr>
+        <w:spacing w:after="120"/>
+      </w:pPr>
+      <w:r>
+        <w:t>Examples:</w:t>
+      </w:r>
+    </w:p>
+    <w:p>
+      <w:pPr>
+        <w:spacing w:after="80"/>
+        <w:ind w:left="240"/>
+      </w:pPr>
+      <w:r>
+        <w:t>- If the right document appears third in the ranking, then Doc Hit@8 = 1, Doc Hit@1 = 0, and MRR = 1/3.</w:t>
+      </w:r>
+    </w:p>
+    <w:p>
+      <w:pPr>
+        <w:spacing w:after="80"/>
+        <w:ind w:left="240"/>
+      </w:pPr>
+      <w:r>
+        <w:t>- If there is one gold document and it appears anywhere in the top 8, then Recall@8 = 1.0.</w:t>
+      </w:r>
+    </w:p>
+    <w:p>
+      <w:pPr>
+        <w:spacing w:after="80"/>
+        <w:ind w:left="240"/>
+      </w:pPr>
+      <w:r>
+        <w:t>- If the right document is returned but the wrong page is cited, document retrieval can still be correct while page hit remains 0.</w:t>
+      </w:r>
+    </w:p>
+    <w:p>
+      <w:pPr>
+        <w:spacing w:after="120"/>
+      </w:pPr>
+      <w:r>
         <w:t>On the current benchmark, most answerable rows have one gold document. In that single-gold setting, Recall@k and Doc Hit@k often converge numerically because finding the one gold document means recall is 1 and missing it means recall is 0. They are not the same metric in general. If a future row has multiple relevant documents, Recall@k can take fractional values while Doc Hit@k remains a binary "any hit" signal.</w:t>
       </w:r>
     </w:p>

--- a/docs/reports/2026-04-statschat-ke-testing-accuracy-report.docx
+++ b/docs/reports/2026-04-statschat-ke-testing-accuracy-report.docx
@@ -2173,6 +2173,14 @@
     </w:p>
     <w:p>
       <w:pPr>
+        <w:spacing w:after="120"/>
+      </w:pPr>
+      <w:r>
+        <w:t>The recorded scoring methods show that fuzzy matching is not dominating the benchmark. On the best GPT run, 52 correct answerable rows were recorded as numeric_match and only 5 as text_match. On the clean Mistral comparison run, 40 correct answerable rows were recorded as numeric_match, 7 as exact_match, and 3 as text_match. This means the benchmark is mostly being won through correct numeric or exact grounding rather than through permissive fuzzy matching.</w:t>
+      </w:r>
+    </w:p>
+    <w:p>
+      <w:pPr>
         <w:pStyle w:val="Heading1"/>
       </w:pPr>
       <w:r>

--- a/docs/reports/2026-04-statschat-ke-testing-accuracy-report.docx
+++ b/docs/reports/2026-04-statschat-ke-testing-accuracy-report.docx
@@ -20,6 +20,14 @@
       </w:pPr>
       <w:r>
         <w:t>April 2026</w:t>
+      </w:r>
+    </w:p>
+    <w:p>
+      <w:pPr>
+        <w:spacing w:after="120"/>
+      </w:pPr>
+      <w:r>
+        <w:t>Author: Damian Ejlli</w:t>
       </w:r>
     </w:p>
     <w:p>
